--- a/docs/Livrable_Phase1_Infrastructure_Donnees.docx
+++ b/docs/Livrable_Phase1_Infrastructure_Donnees.docx
@@ -190,18 +190,16 @@
                   <w:rPr>
                     <w:noProof/>
                   </w:rPr>
-                </w:r>
-                <w:r>
-                  <w:rPr>
-                    <w:noProof/>
-                  </w:rPr>
                   <w:fldChar w:fldCharType="separate"/>
                 </w:r>
                 <w:r>
                   <w:rPr>
-                    <w:noProof/>
-                  </w:rPr>
-                  <w:t>2</w:t>
+                    <w:b/>
+                    <w:bCs/>
+                    <w:noProof/>
+                    <w:lang w:val="en-US"/>
+                  </w:rPr>
+                  <w:t>Error! Bookmark not defined.</w:t>
                 </w:r>
                 <w:r>
                   <w:rPr>
@@ -262,7 +260,7 @@
                   <w:rPr>
                     <w:noProof/>
                   </w:rPr>
-                  <w:t>4</w:t>
+                  <w:t>3</w:t>
                 </w:r>
                 <w:r>
                   <w:rPr>
@@ -323,7 +321,7 @@
                   <w:rPr>
                     <w:noProof/>
                   </w:rPr>
-                  <w:t>4</w:t>
+                  <w:t>3</w:t>
                 </w:r>
                 <w:r>
                   <w:rPr>
@@ -349,21 +347,7 @@
                     <w:rStyle w:val="Hyperlink"/>
                     <w:noProof/>
                   </w:rPr>
-                  <w:t>3. Périmètre et livrables de la P</w:t>
-                </w:r>
-                <w:r>
-                  <w:rPr>
-                    <w:rStyle w:val="Hyperlink"/>
-                    <w:noProof/>
-                  </w:rPr>
-                  <w:t>h</w:t>
-                </w:r>
-                <w:r>
-                  <w:rPr>
-                    <w:rStyle w:val="Hyperlink"/>
-                    <w:noProof/>
-                  </w:rPr>
-                  <w:t>ase 1</w:t>
+                  <w:t>3. Périmètre et livrables de la Phase 1</w:t>
                 </w:r>
                 <w:r>
                   <w:rPr>
@@ -398,7 +382,7 @@
                   <w:rPr>
                     <w:noProof/>
                   </w:rPr>
-                  <w:t>4</w:t>
+                  <w:t>3</w:t>
                 </w:r>
                 <w:r>
                   <w:rPr>
@@ -459,7 +443,7 @@
                   <w:rPr>
                     <w:noProof/>
                   </w:rPr>
-                  <w:t>5</w:t>
+                  <w:t>4</w:t>
                 </w:r>
                 <w:r>
                   <w:rPr>
@@ -520,7 +504,7 @@
                   <w:rPr>
                     <w:noProof/>
                   </w:rPr>
-                  <w:t>5</w:t>
+                  <w:t>4</w:t>
                 </w:r>
                 <w:r>
                   <w:rPr>
@@ -581,7 +565,7 @@
                   <w:rPr>
                     <w:noProof/>
                   </w:rPr>
-                  <w:t>6</w:t>
+                  <w:t>5</w:t>
                 </w:r>
                 <w:r>
                   <w:rPr>
@@ -642,7 +626,7 @@
                   <w:rPr>
                     <w:noProof/>
                   </w:rPr>
-                  <w:t>7</w:t>
+                  <w:t>6</w:t>
                 </w:r>
                 <w:r>
                   <w:rPr>
@@ -703,7 +687,7 @@
                   <w:rPr>
                     <w:noProof/>
                   </w:rPr>
-                  <w:t>7</w:t>
+                  <w:t>6</w:t>
                 </w:r>
                 <w:r>
                   <w:rPr>
@@ -764,7 +748,7 @@
                   <w:rPr>
                     <w:noProof/>
                   </w:rPr>
-                  <w:t>7</w:t>
+                  <w:t>6</w:t>
                 </w:r>
                 <w:r>
                   <w:rPr>
@@ -825,7 +809,7 @@
                   <w:rPr>
                     <w:noProof/>
                   </w:rPr>
-                  <w:t>7</w:t>
+                  <w:t>6</w:t>
                 </w:r>
                 <w:r>
                   <w:rPr>
@@ -886,7 +870,7 @@
                   <w:rPr>
                     <w:noProof/>
                   </w:rPr>
-                  <w:t>7</w:t>
+                  <w:t>6</w:t>
                 </w:r>
                 <w:r>
                   <w:rPr>
@@ -947,7 +931,7 @@
                   <w:rPr>
                     <w:noProof/>
                   </w:rPr>
-                  <w:t>7</w:t>
+                  <w:t>6</w:t>
                 </w:r>
                 <w:r>
                   <w:rPr>
@@ -1008,7 +992,7 @@
                   <w:rPr>
                     <w:noProof/>
                   </w:rPr>
-                  <w:t>7</w:t>
+                  <w:t>6</w:t>
                 </w:r>
                 <w:r>
                   <w:rPr>
@@ -1069,7 +1053,7 @@
                   <w:rPr>
                     <w:noProof/>
                   </w:rPr>
-                  <w:t>7</w:t>
+                  <w:t>6</w:t>
                 </w:r>
                 <w:r>
                   <w:rPr>
@@ -1130,7 +1114,7 @@
                   <w:rPr>
                     <w:noProof/>
                   </w:rPr>
-                  <w:t>8</w:t>
+                  <w:t>7</w:t>
                 </w:r>
                 <w:r>
                   <w:rPr>
@@ -1191,7 +1175,7 @@
                   <w:rPr>
                     <w:noProof/>
                   </w:rPr>
-                  <w:t>8</w:t>
+                  <w:t>7</w:t>
                 </w:r>
                 <w:r>
                   <w:rPr>
@@ -1252,7 +1236,7 @@
                   <w:rPr>
                     <w:noProof/>
                   </w:rPr>
-                  <w:t>9</w:t>
+                  <w:t>8</w:t>
                 </w:r>
                 <w:r>
                   <w:rPr>
@@ -1313,7 +1297,7 @@
                   <w:rPr>
                     <w:noProof/>
                   </w:rPr>
-                  <w:t>9</w:t>
+                  <w:t>8</w:t>
                 </w:r>
                 <w:r>
                   <w:rPr>
@@ -1374,7 +1358,7 @@
                   <w:rPr>
                     <w:noProof/>
                   </w:rPr>
-                  <w:t>10</w:t>
+                  <w:t>9</w:t>
                 </w:r>
                 <w:r>
                   <w:rPr>
@@ -1435,7 +1419,7 @@
                   <w:rPr>
                     <w:noProof/>
                   </w:rPr>
-                  <w:t>10</w:t>
+                  <w:t>9</w:t>
                 </w:r>
                 <w:r>
                   <w:rPr>
@@ -1496,7 +1480,7 @@
                   <w:rPr>
                     <w:noProof/>
                   </w:rPr>
-                  <w:t>10</w:t>
+                  <w:t>9</w:t>
                 </w:r>
                 <w:r>
                   <w:rPr>
@@ -1557,7 +1541,7 @@
                   <w:rPr>
                     <w:noProof/>
                   </w:rPr>
-                  <w:t>10</w:t>
+                  <w:t>9</w:t>
                 </w:r>
                 <w:r>
                   <w:rPr>
@@ -1618,7 +1602,7 @@
                   <w:rPr>
                     <w:noProof/>
                   </w:rPr>
-                  <w:t>11</w:t>
+                  <w:t>10</w:t>
                 </w:r>
                 <w:r>
                   <w:rPr>
@@ -1679,7 +1663,7 @@
                   <w:rPr>
                     <w:noProof/>
                   </w:rPr>
-                  <w:t>11</w:t>
+                  <w:t>10</w:t>
                 </w:r>
                 <w:r>
                   <w:rPr>
@@ -1740,7 +1724,7 @@
                   <w:rPr>
                     <w:noProof/>
                   </w:rPr>
-                  <w:t>11</w:t>
+                  <w:t>10</w:t>
                 </w:r>
                 <w:r>
                   <w:rPr>
@@ -1801,7 +1785,7 @@
                   <w:rPr>
                     <w:noProof/>
                   </w:rPr>
-                  <w:t>11</w:t>
+                  <w:t>10</w:t>
                 </w:r>
                 <w:r>
                   <w:rPr>
@@ -1862,7 +1846,7 @@
                   <w:rPr>
                     <w:noProof/>
                   </w:rPr>
-                  <w:t>12</w:t>
+                  <w:t>11</w:t>
                 </w:r>
                 <w:r>
                   <w:rPr>
@@ -1923,7 +1907,7 @@
                   <w:rPr>
                     <w:noProof/>
                   </w:rPr>
-                  <w:t>13</w:t>
+                  <w:t>12</w:t>
                 </w:r>
                 <w:r>
                   <w:rPr>
@@ -1984,7 +1968,7 @@
                   <w:rPr>
                     <w:noProof/>
                   </w:rPr>
-                  <w:t>13</w:t>
+                  <w:t>12</w:t>
                 </w:r>
                 <w:r>
                   <w:rPr>
@@ -2045,7 +2029,7 @@
                   <w:rPr>
                     <w:noProof/>
                   </w:rPr>
-                  <w:t>13</w:t>
+                  <w:t>12</w:t>
                 </w:r>
                 <w:r>
                   <w:rPr>
@@ -2106,7 +2090,7 @@
                   <w:rPr>
                     <w:noProof/>
                   </w:rPr>
-                  <w:t>13</w:t>
+                  <w:t>12</w:t>
                 </w:r>
                 <w:r>
                   <w:rPr>
@@ -2167,7 +2151,7 @@
                   <w:rPr>
                     <w:noProof/>
                   </w:rPr>
-                  <w:t>13</w:t>
+                  <w:t>12</w:t>
                 </w:r>
                 <w:r>
                   <w:rPr>
@@ -2193,21 +2177,7 @@
                     <w:rStyle w:val="Hyperlink"/>
                     <w:noProof/>
                   </w:rPr>
-                  <w:t>11.5 Une conclusion de l’EDA a été rétract</w:t>
-                </w:r>
-                <w:r>
-                  <w:rPr>
-                    <w:rStyle w:val="Hyperlink"/>
-                    <w:noProof/>
-                  </w:rPr>
-                  <w:t>é</w:t>
-                </w:r>
-                <w:r>
-                  <w:rPr>
-                    <w:rStyle w:val="Hyperlink"/>
-                    <w:noProof/>
-                  </w:rPr>
-                  <w:t>e (transparence)</w:t>
+                  <w:t>11.5 Une conclusion de l’EDA a été rétractée (transparence)</w:t>
                 </w:r>
                 <w:r>
                   <w:rPr>
@@ -2242,7 +2212,7 @@
                   <w:rPr>
                     <w:noProof/>
                   </w:rPr>
-                  <w:t>13</w:t>
+                  <w:t>12</w:t>
                 </w:r>
                 <w:r>
                   <w:rPr>
@@ -2303,7 +2273,7 @@
                   <w:rPr>
                     <w:noProof/>
                   </w:rPr>
-                  <w:t>14</w:t>
+                  <w:t>13</w:t>
                 </w:r>
                 <w:r>
                   <w:rPr>
@@ -2364,7 +2334,7 @@
                   <w:rPr>
                     <w:noProof/>
                   </w:rPr>
-                  <w:t>15</w:t>
+                  <w:t>14</w:t>
                 </w:r>
                 <w:r>
                   <w:rPr>
@@ -2425,7 +2395,7 @@
                   <w:rPr>
                     <w:noProof/>
                   </w:rPr>
-                  <w:t>15</w:t>
+                  <w:t>14</w:t>
                 </w:r>
                 <w:r>
                   <w:rPr>
@@ -2486,7 +2456,7 @@
                   <w:rPr>
                     <w:noProof/>
                   </w:rPr>
-                  <w:t>15</w:t>
+                  <w:t>14</w:t>
                 </w:r>
                 <w:r>
                   <w:rPr>
@@ -2547,7 +2517,7 @@
                   <w:rPr>
                     <w:noProof/>
                   </w:rPr>
-                  <w:t>15</w:t>
+                  <w:t>14</w:t>
                 </w:r>
                 <w:r>
                   <w:rPr>
@@ -2710,12 +2680,6 @@
         <w:gridCol w:w="5712"/>
       </w:tblGrid>
       <w:tr>
-        <w:tblPrEx>
-          <w:tblCellMar>
-            <w:top w:w="0" w:type="dxa"/>
-            <w:bottom w:w="0" w:type="dxa"/>
-          </w:tblCellMar>
-        </w:tblPrEx>
         <w:trPr>
           <w:tblHeader/>
         </w:trPr>
@@ -2811,12 +2775,6 @@
         </w:tc>
       </w:tr>
       <w:tr>
-        <w:tblPrEx>
-          <w:tblCellMar>
-            <w:top w:w="0" w:type="dxa"/>
-            <w:bottom w:w="0" w:type="dxa"/>
-          </w:tblCellMar>
-        </w:tblPrEx>
         <w:tc>
           <w:tcPr>
             <w:tcW w:w="900" w:type="dxa"/>
@@ -2897,12 +2855,6 @@
         </w:tc>
       </w:tr>
       <w:tr>
-        <w:tblPrEx>
-          <w:tblCellMar>
-            <w:top w:w="0" w:type="dxa"/>
-            <w:bottom w:w="0" w:type="dxa"/>
-          </w:tblCellMar>
-        </w:tblPrEx>
         <w:tc>
           <w:tcPr>
             <w:tcW w:w="900" w:type="dxa"/>
@@ -2986,12 +2938,6 @@
         </w:tc>
       </w:tr>
       <w:tr>
-        <w:tblPrEx>
-          <w:tblCellMar>
-            <w:top w:w="0" w:type="dxa"/>
-            <w:bottom w:w="0" w:type="dxa"/>
-          </w:tblCellMar>
-        </w:tblPrEx>
         <w:tc>
           <w:tcPr>
             <w:tcW w:w="900" w:type="dxa"/>
@@ -3072,12 +3018,6 @@
         </w:tc>
       </w:tr>
       <w:tr>
-        <w:tblPrEx>
-          <w:tblCellMar>
-            <w:top w:w="0" w:type="dxa"/>
-            <w:bottom w:w="0" w:type="dxa"/>
-          </w:tblCellMar>
-        </w:tblPrEx>
         <w:tc>
           <w:tcPr>
             <w:tcW w:w="900" w:type="dxa"/>
@@ -3443,12 +3383,6 @@
         <w:gridCol w:w="4312"/>
       </w:tblGrid>
       <w:tr>
-        <w:tblPrEx>
-          <w:tblCellMar>
-            <w:top w:w="0" w:type="dxa"/>
-            <w:bottom w:w="0" w:type="dxa"/>
-          </w:tblCellMar>
-        </w:tblPrEx>
         <w:trPr>
           <w:tblHeader/>
         </w:trPr>
@@ -3544,12 +3478,6 @@
         </w:tc>
       </w:tr>
       <w:tr>
-        <w:tblPrEx>
-          <w:tblCellMar>
-            <w:top w:w="0" w:type="dxa"/>
-            <w:bottom w:w="0" w:type="dxa"/>
-          </w:tblCellMar>
-        </w:tblPrEx>
         <w:tc>
           <w:tcPr>
             <w:tcW w:w="1500" w:type="dxa"/>
@@ -3630,12 +3558,6 @@
         </w:tc>
       </w:tr>
       <w:tr>
-        <w:tblPrEx>
-          <w:tblCellMar>
-            <w:top w:w="0" w:type="dxa"/>
-            <w:bottom w:w="0" w:type="dxa"/>
-          </w:tblCellMar>
-        </w:tblPrEx>
         <w:tc>
           <w:tcPr>
             <w:tcW w:w="1500" w:type="dxa"/>
@@ -3719,12 +3641,6 @@
         </w:tc>
       </w:tr>
       <w:tr>
-        <w:tblPrEx>
-          <w:tblCellMar>
-            <w:top w:w="0" w:type="dxa"/>
-            <w:bottom w:w="0" w:type="dxa"/>
-          </w:tblCellMar>
-        </w:tblPrEx>
         <w:tc>
           <w:tcPr>
             <w:tcW w:w="1500" w:type="dxa"/>
@@ -3932,12 +3848,6 @@
         <w:gridCol w:w="3912"/>
       </w:tblGrid>
       <w:tr>
-        <w:tblPrEx>
-          <w:tblCellMar>
-            <w:top w:w="0" w:type="dxa"/>
-            <w:bottom w:w="0" w:type="dxa"/>
-          </w:tblCellMar>
-        </w:tblPrEx>
         <w:trPr>
           <w:tblHeader/>
         </w:trPr>
@@ -4033,12 +3943,6 @@
         </w:tc>
       </w:tr>
       <w:tr>
-        <w:tblPrEx>
-          <w:tblCellMar>
-            <w:top w:w="0" w:type="dxa"/>
-            <w:bottom w:w="0" w:type="dxa"/>
-          </w:tblCellMar>
-        </w:tblPrEx>
         <w:tc>
           <w:tcPr>
             <w:tcW w:w="2200" w:type="dxa"/>
@@ -4119,12 +4023,6 @@
         </w:tc>
       </w:tr>
       <w:tr>
-        <w:tblPrEx>
-          <w:tblCellMar>
-            <w:top w:w="0" w:type="dxa"/>
-            <w:bottom w:w="0" w:type="dxa"/>
-          </w:tblCellMar>
-        </w:tblPrEx>
         <w:tc>
           <w:tcPr>
             <w:tcW w:w="2200" w:type="dxa"/>
@@ -4208,12 +4106,6 @@
         </w:tc>
       </w:tr>
       <w:tr>
-        <w:tblPrEx>
-          <w:tblCellMar>
-            <w:top w:w="0" w:type="dxa"/>
-            <w:bottom w:w="0" w:type="dxa"/>
-          </w:tblCellMar>
-        </w:tblPrEx>
         <w:tc>
           <w:tcPr>
             <w:tcW w:w="2200" w:type="dxa"/>
@@ -4294,12 +4186,6 @@
         </w:tc>
       </w:tr>
       <w:tr>
-        <w:tblPrEx>
-          <w:tblCellMar>
-            <w:top w:w="0" w:type="dxa"/>
-            <w:bottom w:w="0" w:type="dxa"/>
-          </w:tblCellMar>
-        </w:tblPrEx>
         <w:tc>
           <w:tcPr>
             <w:tcW w:w="2200" w:type="dxa"/>
@@ -4819,12 +4705,6 @@
         <w:gridCol w:w="6912"/>
       </w:tblGrid>
       <w:tr>
-        <w:tblPrEx>
-          <w:tblCellMar>
-            <w:top w:w="0" w:type="dxa"/>
-            <w:bottom w:w="0" w:type="dxa"/>
-          </w:tblCellMar>
-        </w:tblPrEx>
         <w:trPr>
           <w:tblHeader/>
         </w:trPr>
@@ -4890,12 +4770,6 @@
         </w:tc>
       </w:tr>
       <w:tr>
-        <w:tblPrEx>
-          <w:tblCellMar>
-            <w:top w:w="0" w:type="dxa"/>
-            <w:bottom w:w="0" w:type="dxa"/>
-          </w:tblCellMar>
-        </w:tblPrEx>
         <w:tc>
           <w:tcPr>
             <w:tcW w:w="2500" w:type="dxa"/>
@@ -4950,12 +4824,6 @@
         </w:tc>
       </w:tr>
       <w:tr>
-        <w:tblPrEx>
-          <w:tblCellMar>
-            <w:top w:w="0" w:type="dxa"/>
-            <w:bottom w:w="0" w:type="dxa"/>
-          </w:tblCellMar>
-        </w:tblPrEx>
         <w:tc>
           <w:tcPr>
             <w:tcW w:w="2500" w:type="dxa"/>
@@ -5012,12 +4880,6 @@
         </w:tc>
       </w:tr>
       <w:tr>
-        <w:tblPrEx>
-          <w:tblCellMar>
-            <w:top w:w="0" w:type="dxa"/>
-            <w:bottom w:w="0" w:type="dxa"/>
-          </w:tblCellMar>
-        </w:tblPrEx>
         <w:tc>
           <w:tcPr>
             <w:tcW w:w="2500" w:type="dxa"/>
@@ -5072,12 +4934,6 @@
         </w:tc>
       </w:tr>
       <w:tr>
-        <w:tblPrEx>
-          <w:tblCellMar>
-            <w:top w:w="0" w:type="dxa"/>
-            <w:bottom w:w="0" w:type="dxa"/>
-          </w:tblCellMar>
-        </w:tblPrEx>
         <w:tc>
           <w:tcPr>
             <w:tcW w:w="2500" w:type="dxa"/>
@@ -5134,12 +4990,6 @@
         </w:tc>
       </w:tr>
       <w:tr>
-        <w:tblPrEx>
-          <w:tblCellMar>
-            <w:top w:w="0" w:type="dxa"/>
-            <w:bottom w:w="0" w:type="dxa"/>
-          </w:tblCellMar>
-        </w:tblPrEx>
         <w:tc>
           <w:tcPr>
             <w:tcW w:w="2500" w:type="dxa"/>
@@ -5194,12 +5044,6 @@
         </w:tc>
       </w:tr>
       <w:tr>
-        <w:tblPrEx>
-          <w:tblCellMar>
-            <w:top w:w="0" w:type="dxa"/>
-            <w:bottom w:w="0" w:type="dxa"/>
-          </w:tblCellMar>
-        </w:tblPrEx>
         <w:tc>
           <w:tcPr>
             <w:tcW w:w="2500" w:type="dxa"/>
@@ -5256,12 +5100,6 @@
         </w:tc>
       </w:tr>
       <w:tr>
-        <w:tblPrEx>
-          <w:tblCellMar>
-            <w:top w:w="0" w:type="dxa"/>
-            <w:bottom w:w="0" w:type="dxa"/>
-          </w:tblCellMar>
-        </w:tblPrEx>
         <w:tc>
           <w:tcPr>
             <w:tcW w:w="2500" w:type="dxa"/>
@@ -5565,12 +5403,6 @@
         <w:gridCol w:w="4712"/>
       </w:tblGrid>
       <w:tr>
-        <w:tblPrEx>
-          <w:tblCellMar>
-            <w:top w:w="0" w:type="dxa"/>
-            <w:bottom w:w="0" w:type="dxa"/>
-          </w:tblCellMar>
-        </w:tblPrEx>
         <w:trPr>
           <w:tblHeader/>
         </w:trPr>
@@ -5636,12 +5468,6 @@
         </w:tc>
       </w:tr>
       <w:tr>
-        <w:tblPrEx>
-          <w:tblCellMar>
-            <w:top w:w="0" w:type="dxa"/>
-            <w:bottom w:w="0" w:type="dxa"/>
-          </w:tblCellMar>
-        </w:tblPrEx>
         <w:tc>
           <w:tcPr>
             <w:tcW w:w="4700" w:type="dxa"/>
@@ -5696,12 +5522,6 @@
         </w:tc>
       </w:tr>
       <w:tr>
-        <w:tblPrEx>
-          <w:tblCellMar>
-            <w:top w:w="0" w:type="dxa"/>
-            <w:bottom w:w="0" w:type="dxa"/>
-          </w:tblCellMar>
-        </w:tblPrEx>
         <w:tc>
           <w:tcPr>
             <w:tcW w:w="4700" w:type="dxa"/>
@@ -5758,12 +5578,6 @@
         </w:tc>
       </w:tr>
       <w:tr>
-        <w:tblPrEx>
-          <w:tblCellMar>
-            <w:top w:w="0" w:type="dxa"/>
-            <w:bottom w:w="0" w:type="dxa"/>
-          </w:tblCellMar>
-        </w:tblPrEx>
         <w:tc>
           <w:tcPr>
             <w:tcW w:w="4700" w:type="dxa"/>
@@ -5818,12 +5632,6 @@
         </w:tc>
       </w:tr>
       <w:tr>
-        <w:tblPrEx>
-          <w:tblCellMar>
-            <w:top w:w="0" w:type="dxa"/>
-            <w:bottom w:w="0" w:type="dxa"/>
-          </w:tblCellMar>
-        </w:tblPrEx>
         <w:tc>
           <w:tcPr>
             <w:tcW w:w="4700" w:type="dxa"/>
@@ -5880,12 +5688,6 @@
         </w:tc>
       </w:tr>
       <w:tr>
-        <w:tblPrEx>
-          <w:tblCellMar>
-            <w:top w:w="0" w:type="dxa"/>
-            <w:bottom w:w="0" w:type="dxa"/>
-          </w:tblCellMar>
-        </w:tblPrEx>
         <w:tc>
           <w:tcPr>
             <w:tcW w:w="4700" w:type="dxa"/>
@@ -5940,12 +5742,6 @@
         </w:tc>
       </w:tr>
       <w:tr>
-        <w:tblPrEx>
-          <w:tblCellMar>
-            <w:top w:w="0" w:type="dxa"/>
-            <w:bottom w:w="0" w:type="dxa"/>
-          </w:tblCellMar>
-        </w:tblPrEx>
         <w:tc>
           <w:tcPr>
             <w:tcW w:w="4700" w:type="dxa"/>
@@ -6041,12 +5837,6 @@
         <w:gridCol w:w="4212"/>
       </w:tblGrid>
       <w:tr>
-        <w:tblPrEx>
-          <w:tblCellMar>
-            <w:top w:w="0" w:type="dxa"/>
-            <w:bottom w:w="0" w:type="dxa"/>
-          </w:tblCellMar>
-        </w:tblPrEx>
         <w:trPr>
           <w:tblHeader/>
         </w:trPr>
@@ -6172,12 +5962,6 @@
         </w:tc>
       </w:tr>
       <w:tr>
-        <w:tblPrEx>
-          <w:tblCellMar>
-            <w:top w:w="0" w:type="dxa"/>
-            <w:bottom w:w="0" w:type="dxa"/>
-          </w:tblCellMar>
-        </w:tblPrEx>
         <w:tc>
           <w:tcPr>
             <w:tcW w:w="1400" w:type="dxa"/>
@@ -6284,12 +6068,6 @@
         </w:tc>
       </w:tr>
       <w:tr>
-        <w:tblPrEx>
-          <w:tblCellMar>
-            <w:top w:w="0" w:type="dxa"/>
-            <w:bottom w:w="0" w:type="dxa"/>
-          </w:tblCellMar>
-        </w:tblPrEx>
         <w:tc>
           <w:tcPr>
             <w:tcW w:w="1400" w:type="dxa"/>
@@ -6400,12 +6178,6 @@
         </w:tc>
       </w:tr>
       <w:tr>
-        <w:tblPrEx>
-          <w:tblCellMar>
-            <w:top w:w="0" w:type="dxa"/>
-            <w:bottom w:w="0" w:type="dxa"/>
-          </w:tblCellMar>
-        </w:tblPrEx>
         <w:tc>
           <w:tcPr>
             <w:tcW w:w="1400" w:type="dxa"/>
@@ -6512,12 +6284,6 @@
         </w:tc>
       </w:tr>
       <w:tr>
-        <w:tblPrEx>
-          <w:tblCellMar>
-            <w:top w:w="0" w:type="dxa"/>
-            <w:bottom w:w="0" w:type="dxa"/>
-          </w:tblCellMar>
-        </w:tblPrEx>
         <w:tc>
           <w:tcPr>
             <w:tcW w:w="1400" w:type="dxa"/>
@@ -6628,12 +6394,6 @@
         </w:tc>
       </w:tr>
       <w:tr>
-        <w:tblPrEx>
-          <w:tblCellMar>
-            <w:top w:w="0" w:type="dxa"/>
-            <w:bottom w:w="0" w:type="dxa"/>
-          </w:tblCellMar>
-        </w:tblPrEx>
         <w:tc>
           <w:tcPr>
             <w:tcW w:w="1400" w:type="dxa"/>
@@ -6740,12 +6500,6 @@
         </w:tc>
       </w:tr>
       <w:tr>
-        <w:tblPrEx>
-          <w:tblCellMar>
-            <w:top w:w="0" w:type="dxa"/>
-            <w:bottom w:w="0" w:type="dxa"/>
-          </w:tblCellMar>
-        </w:tblPrEx>
         <w:tc>
           <w:tcPr>
             <w:tcW w:w="1400" w:type="dxa"/>
@@ -6856,12 +6610,6 @@
         </w:tc>
       </w:tr>
       <w:tr>
-        <w:tblPrEx>
-          <w:tblCellMar>
-            <w:top w:w="0" w:type="dxa"/>
-            <w:bottom w:w="0" w:type="dxa"/>
-          </w:tblCellMar>
-        </w:tblPrEx>
         <w:tc>
           <w:tcPr>
             <w:tcW w:w="1400" w:type="dxa"/>
@@ -6968,12 +6716,6 @@
         </w:tc>
       </w:tr>
       <w:tr>
-        <w:tblPrEx>
-          <w:tblCellMar>
-            <w:top w:w="0" w:type="dxa"/>
-            <w:bottom w:w="0" w:type="dxa"/>
-          </w:tblCellMar>
-        </w:tblPrEx>
         <w:tc>
           <w:tcPr>
             <w:tcW w:w="1400" w:type="dxa"/>
@@ -7084,12 +6826,6 @@
         </w:tc>
       </w:tr>
       <w:tr>
-        <w:tblPrEx>
-          <w:tblCellMar>
-            <w:top w:w="0" w:type="dxa"/>
-            <w:bottom w:w="0" w:type="dxa"/>
-          </w:tblCellMar>
-        </w:tblPrEx>
         <w:tc>
           <w:tcPr>
             <w:tcW w:w="1400" w:type="dxa"/>
@@ -7364,12 +7100,6 @@
         <w:gridCol w:w="4152"/>
       </w:tblGrid>
       <w:tr>
-        <w:tblPrEx>
-          <w:tblCellMar>
-            <w:top w:w="0" w:type="dxa"/>
-            <w:bottom w:w="0" w:type="dxa"/>
-          </w:tblCellMar>
-        </w:tblPrEx>
         <w:trPr>
           <w:tblHeader/>
         </w:trPr>
@@ -7435,12 +7165,6 @@
         </w:tc>
       </w:tr>
       <w:tr>
-        <w:tblPrEx>
-          <w:tblCellMar>
-            <w:top w:w="0" w:type="dxa"/>
-            <w:bottom w:w="0" w:type="dxa"/>
-          </w:tblCellMar>
-        </w:tblPrEx>
         <w:tc>
           <w:tcPr>
             <w:tcW w:w="3600" w:type="dxa"/>
@@ -7495,12 +7219,6 @@
         </w:tc>
       </w:tr>
       <w:tr>
-        <w:tblPrEx>
-          <w:tblCellMar>
-            <w:top w:w="0" w:type="dxa"/>
-            <w:bottom w:w="0" w:type="dxa"/>
-          </w:tblCellMar>
-        </w:tblPrEx>
         <w:tc>
           <w:tcPr>
             <w:tcW w:w="3600" w:type="dxa"/>
@@ -7557,12 +7275,6 @@
         </w:tc>
       </w:tr>
       <w:tr>
-        <w:tblPrEx>
-          <w:tblCellMar>
-            <w:top w:w="0" w:type="dxa"/>
-            <w:bottom w:w="0" w:type="dxa"/>
-          </w:tblCellMar>
-        </w:tblPrEx>
         <w:tc>
           <w:tcPr>
             <w:tcW w:w="3600" w:type="dxa"/>
@@ -7617,12 +7329,6 @@
         </w:tc>
       </w:tr>
       <w:tr>
-        <w:tblPrEx>
-          <w:tblCellMar>
-            <w:top w:w="0" w:type="dxa"/>
-            <w:bottom w:w="0" w:type="dxa"/>
-          </w:tblCellMar>
-        </w:tblPrEx>
         <w:tc>
           <w:tcPr>
             <w:tcW w:w="3600" w:type="dxa"/>
@@ -7679,12 +7385,6 @@
         </w:tc>
       </w:tr>
       <w:tr>
-        <w:tblPrEx>
-          <w:tblCellMar>
-            <w:top w:w="0" w:type="dxa"/>
-            <w:bottom w:w="0" w:type="dxa"/>
-          </w:tblCellMar>
-        </w:tblPrEx>
         <w:tc>
           <w:tcPr>
             <w:tcW w:w="3600" w:type="dxa"/>
@@ -7739,12 +7439,6 @@
         </w:tc>
       </w:tr>
       <w:tr>
-        <w:tblPrEx>
-          <w:tblCellMar>
-            <w:top w:w="0" w:type="dxa"/>
-            <w:bottom w:w="0" w:type="dxa"/>
-          </w:tblCellMar>
-        </w:tblPrEx>
         <w:tc>
           <w:tcPr>
             <w:tcW w:w="3600" w:type="dxa"/>
@@ -7801,12 +7495,6 @@
         </w:tc>
       </w:tr>
       <w:tr>
-        <w:tblPrEx>
-          <w:tblCellMar>
-            <w:top w:w="0" w:type="dxa"/>
-            <w:bottom w:w="0" w:type="dxa"/>
-          </w:tblCellMar>
-        </w:tblPrEx>
         <w:tc>
           <w:tcPr>
             <w:tcW w:w="3600" w:type="dxa"/>
@@ -7861,12 +7549,6 @@
         </w:tc>
       </w:tr>
       <w:tr>
-        <w:tblPrEx>
-          <w:tblCellMar>
-            <w:top w:w="0" w:type="dxa"/>
-            <w:bottom w:w="0" w:type="dxa"/>
-          </w:tblCellMar>
-        </w:tblPrEx>
         <w:tc>
           <w:tcPr>
             <w:tcW w:w="3600" w:type="dxa"/>
@@ -8338,12 +8020,6 @@
         <w:gridCol w:w="4212"/>
       </w:tblGrid>
       <w:tr>
-        <w:tblPrEx>
-          <w:tblCellMar>
-            <w:top w:w="0" w:type="dxa"/>
-            <w:bottom w:w="0" w:type="dxa"/>
-          </w:tblCellMar>
-        </w:tblPrEx>
         <w:trPr>
           <w:tblHeader/>
         </w:trPr>
@@ -8439,12 +8115,6 @@
         </w:tc>
       </w:tr>
       <w:tr>
-        <w:tblPrEx>
-          <w:tblCellMar>
-            <w:top w:w="0" w:type="dxa"/>
-            <w:bottom w:w="0" w:type="dxa"/>
-          </w:tblCellMar>
-        </w:tblPrEx>
         <w:tc>
           <w:tcPr>
             <w:tcW w:w="1100" w:type="dxa"/>
@@ -8525,12 +8195,6 @@
         </w:tc>
       </w:tr>
       <w:tr>
-        <w:tblPrEx>
-          <w:tblCellMar>
-            <w:top w:w="0" w:type="dxa"/>
-            <w:bottom w:w="0" w:type="dxa"/>
-          </w:tblCellMar>
-        </w:tblPrEx>
         <w:tc>
           <w:tcPr>
             <w:tcW w:w="1100" w:type="dxa"/>
@@ -8614,12 +8278,6 @@
         </w:tc>
       </w:tr>
       <w:tr>
-        <w:tblPrEx>
-          <w:tblCellMar>
-            <w:top w:w="0" w:type="dxa"/>
-            <w:bottom w:w="0" w:type="dxa"/>
-          </w:tblCellMar>
-        </w:tblPrEx>
         <w:tc>
           <w:tcPr>
             <w:tcW w:w="1100" w:type="dxa"/>
@@ -8700,12 +8358,6 @@
         </w:tc>
       </w:tr>
       <w:tr>
-        <w:tblPrEx>
-          <w:tblCellMar>
-            <w:top w:w="0" w:type="dxa"/>
-            <w:bottom w:w="0" w:type="dxa"/>
-          </w:tblCellMar>
-        </w:tblPrEx>
         <w:tc>
           <w:tcPr>
             <w:tcW w:w="1100" w:type="dxa"/>
